--- a/public/templates/receipt-master.docx
+++ b/public/templates/receipt-master.docx
@@ -4,18 +4,8 @@
   <w:body>
     <w:p>
       <w:pPr>
-        <w:jc w:val="left"/>
-        <w:rPr>
-          <w:rFonts w:ascii="仿宋" w:hAnsi="仿宋" w:eastAsia="仿宋"/>
-          <w:b/>
-          <w:sz w:val="28"/>
-          <w:szCs w:val="28"/>
-        </w:rPr>
-      </w:pPr>
-    </w:p>
-    <w:p>
-      <w:pPr>
-        <w:jc w:val="center"/>
+        <w:ind w:firstLine="360" w:firstLineChars="100"/>
+        <w:jc w:val="both"/>
         <w:rPr>
           <w:rFonts w:ascii="仿宋_GB2312" w:eastAsia="仿宋_GB2312"/>
           <w:sz w:val="28"/>
@@ -69,14 +59,6 @@
         <w:gridCol w:w="3969"/>
       </w:tblGrid>
       <w:tr>
-        <w:tblPrEx>
-          <w:tblCellMar>
-            <w:top w:w="0" w:type="dxa"/>
-            <w:left w:w="108" w:type="dxa"/>
-            <w:bottom w:w="0" w:type="dxa"/>
-            <w:right w:w="108" w:type="dxa"/>
-          </w:tblCellMar>
-        </w:tblPrEx>
         <w:trPr>
           <w:gridAfter w:val="1"/>
           <w:wAfter w:w="3969" w:type="dxa"/>
@@ -112,16 +94,7 @@
                 <w:sz w:val="18"/>
                 <w:szCs w:val="18"/>
               </w:rPr>
-              <w:t>收款企业名称：</w:t>
-            </w:r>
-            <w:r>
-              <w:rPr>
-                <w:rFonts w:asciiTheme="minorEastAsia" w:hAnsiTheme="minorEastAsia" w:eastAsiaTheme="minorEastAsia"/>
-                <w:b/>
-                <w:sz w:val="18"/>
-                <w:szCs w:val="18"/>
-              </w:rPr>
-              <w:t>{receipt_company_name}</w:t>
+              <w:t>收款企业名称：{receipt_company_name}</w:t>
             </w:r>
           </w:p>
           <w:p>
@@ -143,29 +116,12 @@
                 <w:sz w:val="18"/>
                 <w:szCs w:val="18"/>
               </w:rPr>
-              <w:t>组织机构代码（身份证件号）：</w:t>
-            </w:r>
-            <w:r>
-              <w:rPr>
-                <w:rFonts w:asciiTheme="minorEastAsia" w:hAnsiTheme="minorEastAsia" w:eastAsiaTheme="minorEastAsia"/>
-                <w:b/>
-                <w:sz w:val="18"/>
-                <w:szCs w:val="18"/>
-              </w:rPr>
-              <w:t>{receipt_org_code}</w:t>
+              <w:t>组织机构代码（身份证件号）：{receipt_org_code}</w:t>
             </w:r>
           </w:p>
         </w:tc>
       </w:tr>
       <w:tr>
-        <w:tblPrEx>
-          <w:tblCellMar>
-            <w:top w:w="0" w:type="dxa"/>
-            <w:left w:w="108" w:type="dxa"/>
-            <w:bottom w:w="0" w:type="dxa"/>
-            <w:right w:w="108" w:type="dxa"/>
-          </w:tblCellMar>
-        </w:tblPrEx>
         <w:trPr>
           <w:gridAfter w:val="1"/>
           <w:wAfter w:w="3969" w:type="dxa"/>
@@ -203,17 +159,7 @@
                 <w:sz w:val="18"/>
                 <w:szCs w:val="18"/>
               </w:rPr>
-              <w:t>付款人名称：</w:t>
-            </w:r>
-            <w:r>
-              <w:rPr>
-                <w:rFonts w:asciiTheme="minorEastAsia" w:hAnsiTheme="minorEastAsia" w:eastAsiaTheme="minorEastAsia"/>
-                <w:b/>
-                <w:kern w:val="0"/>
-                <w:sz w:val="18"/>
-                <w:szCs w:val="18"/>
-              </w:rPr>
-              <w:t>{payer_name}</w:t>
+              <w:t>付款人名称：{payer_name}</w:t>
             </w:r>
           </w:p>
         </w:tc>
@@ -249,17 +195,7 @@
                 <w:sz w:val="18"/>
                 <w:szCs w:val="18"/>
               </w:rPr>
-              <w:t>付款人国别：</w:t>
-            </w:r>
-            <w:r>
-              <w:rPr>
-                <w:rFonts w:asciiTheme="minorEastAsia" w:hAnsiTheme="minorEastAsia" w:eastAsiaTheme="minorEastAsia"/>
-                <w:b/>
-                <w:kern w:val="0"/>
-                <w:sz w:val="18"/>
-                <w:szCs w:val="18"/>
-              </w:rPr>
-              <w:t>{payer_country}</w:t>
+              <w:t>付款人国别：{payer_country}</w:t>
             </w:r>
           </w:p>
         </w:tc>
@@ -292,33 +228,15 @@
                 <w:rFonts w:hint="eastAsia" w:asciiTheme="minorEastAsia" w:hAnsiTheme="minorEastAsia" w:eastAsiaTheme="minorEastAsia"/>
                 <w:b/>
                 <w:kern w:val="0"/>
-                <w:sz w:val="18"/>
-                <w:szCs w:val="18"/>
-              </w:rPr>
-              <w:t>合同编号：</w:t>
-            </w:r>
-            <w:r>
-              <w:rPr>
-                <w:rFonts w:asciiTheme="minorEastAsia" w:hAnsiTheme="minorEastAsia" w:eastAsiaTheme="minorEastAsia"/>
-                <w:b/>
-                <w:kern w:val="0"/>
-                <w:sz w:val="18"/>
-                <w:szCs w:val="18"/>
-              </w:rPr>
-              <w:t>{contract_no}</w:t>
+                <w:sz w:val="16"/>
+                <w:szCs w:val="16"/>
+              </w:rPr>
+              <w:t>合同编号：{contract_no}</w:t>
             </w:r>
           </w:p>
         </w:tc>
       </w:tr>
       <w:tr>
-        <w:tblPrEx>
-          <w:tblCellMar>
-            <w:top w:w="0" w:type="dxa"/>
-            <w:left w:w="108" w:type="dxa"/>
-            <w:bottom w:w="0" w:type="dxa"/>
-            <w:right w:w="108" w:type="dxa"/>
-          </w:tblCellMar>
-        </w:tblPrEx>
         <w:trPr>
           <w:gridAfter w:val="1"/>
           <w:wAfter w:w="3969" w:type="dxa"/>
@@ -356,17 +274,17 @@
                 <w:sz w:val="18"/>
                 <w:szCs w:val="18"/>
               </w:rPr>
-              <w:t>收款金额合计：</w:t>
-            </w:r>
-            <w:r>
-              <w:rPr>
-                <w:rFonts w:hint="eastAsia" w:asciiTheme="minorEastAsia" w:hAnsiTheme="minorEastAsia" w:eastAsiaTheme="minorEastAsia"/>
-                <w:b/>
-                <w:kern w:val="0"/>
-                <w:sz w:val="18"/>
-                <w:szCs w:val="18"/>
-              </w:rPr>
-              <w:t xml:space="preserve"> {amount_total} </w:t>
+              <w:t>收款金额合计：{amount_total}</w:t>
+            </w:r>
+            <w:r>
+              <w:rPr>
+                <w:rFonts w:hint="eastAsia" w:asciiTheme="minorEastAsia" w:hAnsiTheme="minorEastAsia" w:eastAsiaTheme="minorEastAsia"/>
+                <w:b/>
+                <w:kern w:val="0"/>
+                <w:sz w:val="18"/>
+                <w:szCs w:val="18"/>
+              </w:rPr>
+              <w:t xml:space="preserve">               </w:t>
             </w:r>
             <w:r>
               <w:rPr>
@@ -382,14 +300,6 @@
         </w:tc>
       </w:tr>
       <w:tr>
-        <w:tblPrEx>
-          <w:tblCellMar>
-            <w:top w:w="0" w:type="dxa"/>
-            <w:left w:w="108" w:type="dxa"/>
-            <w:bottom w:w="0" w:type="dxa"/>
-            <w:right w:w="108" w:type="dxa"/>
-          </w:tblCellMar>
-        </w:tblPrEx>
         <w:trPr>
           <w:gridAfter w:val="1"/>
           <w:wAfter w:w="3969" w:type="dxa"/>
@@ -427,17 +337,17 @@
                 <w:sz w:val="18"/>
                 <w:szCs w:val="18"/>
               </w:rPr>
-              <w:t xml:space="preserve">货物贸易金额： </w:t>
-            </w:r>
-            <w:r>
-              <w:rPr>
-                <w:rFonts w:hint="eastAsia" w:asciiTheme="minorEastAsia" w:hAnsiTheme="minorEastAsia" w:eastAsiaTheme="minorEastAsia"/>
-                <w:b/>
-                <w:kern w:val="0"/>
-                <w:sz w:val="18"/>
-                <w:szCs w:val="18"/>
-              </w:rPr>
-              <w:t xml:space="preserve">{goods_trade_amount} 元</w:t>
+              <w:t xml:space="preserve">货物贸易金额：{goods_trade_amount}</w:t>
+            </w:r>
+            <w:r>
+              <w:rPr>
+                <w:rFonts w:hint="eastAsia" w:asciiTheme="minorEastAsia" w:hAnsiTheme="minorEastAsia" w:eastAsiaTheme="minorEastAsia"/>
+                <w:b/>
+                <w:kern w:val="0"/>
+                <w:sz w:val="18"/>
+                <w:szCs w:val="18"/>
+              </w:rPr>
+              <w:t xml:space="preserve">         元</w:t>
             </w:r>
             <w:r>
               <w:rPr>
@@ -458,30 +368,12 @@
                 <w:sz w:val="18"/>
                 <w:szCs w:val="18"/>
               </w:rPr>
-              <w:t>货物标的：</w:t>
-            </w:r>
-            <w:r>
-              <w:rPr>
-                <w:rFonts w:asciiTheme="minorEastAsia" w:hAnsiTheme="minorEastAsia" w:eastAsiaTheme="minorEastAsia"/>
-                <w:b/>
-                <w:kern w:val="0"/>
-                <w:sz w:val="18"/>
-                <w:szCs w:val="18"/>
-              </w:rPr>
-              <w:t>{goods_desc}</w:t>
+              <w:t>货物标的：{goods_desc}</w:t>
             </w:r>
           </w:p>
         </w:tc>
       </w:tr>
       <w:tr>
-        <w:tblPrEx>
-          <w:tblCellMar>
-            <w:top w:w="0" w:type="dxa"/>
-            <w:left w:w="108" w:type="dxa"/>
-            <w:bottom w:w="0" w:type="dxa"/>
-            <w:right w:w="108" w:type="dxa"/>
-          </w:tblCellMar>
-        </w:tblPrEx>
         <w:trPr>
           <w:gridAfter w:val="1"/>
           <w:wAfter w:w="3969" w:type="dxa"/>
@@ -626,14 +518,6 @@
         </w:tc>
       </w:tr>
       <w:tr>
-        <w:tblPrEx>
-          <w:tblCellMar>
-            <w:top w:w="0" w:type="dxa"/>
-            <w:left w:w="108" w:type="dxa"/>
-            <w:bottom w:w="0" w:type="dxa"/>
-            <w:right w:w="108" w:type="dxa"/>
-          </w:tblCellMar>
-        </w:tblPrEx>
         <w:trPr>
           <w:gridAfter w:val="1"/>
           <w:wAfter w:w="3969" w:type="dxa"/>
@@ -724,30 +608,12 @@
                 <w:sz w:val="18"/>
                 <w:szCs w:val="18"/>
               </w:rPr>
-              <w:t>组织机构代码：</w:t>
-            </w:r>
-            <w:r>
-              <w:rPr>
-                <w:rFonts w:asciiTheme="minorEastAsia" w:hAnsiTheme="minorEastAsia" w:eastAsiaTheme="minorEastAsia"/>
-                <w:b/>
-                <w:kern w:val="0"/>
-                <w:sz w:val="18"/>
-                <w:szCs w:val="18"/>
-              </w:rPr>
-              <w:t>{customs_broker_org_code}</w:t>
+              <w:t>组织机构代码：{customs_broker_org_code}</w:t>
             </w:r>
           </w:p>
         </w:tc>
       </w:tr>
       <w:tr>
-        <w:tblPrEx>
-          <w:tblCellMar>
-            <w:top w:w="0" w:type="dxa"/>
-            <w:left w:w="108" w:type="dxa"/>
-            <w:bottom w:w="0" w:type="dxa"/>
-            <w:right w:w="108" w:type="dxa"/>
-          </w:tblCellMar>
-        </w:tblPrEx>
         <w:trPr>
           <w:gridAfter w:val="1"/>
           <w:wAfter w:w="3969" w:type="dxa"/>
@@ -806,26 +672,26 @@
                 <w:sz w:val="18"/>
                 <w:szCs w:val="18"/>
               </w:rPr>
-              <w:t>人民币报关   {rmb_check}</w:t>
-            </w:r>
-          </w:p>
-          <w:p>
-            <w:pPr>
-              <w:rPr>
-                <w:rFonts w:asciiTheme="minorEastAsia" w:hAnsiTheme="minorEastAsia" w:eastAsiaTheme="minorEastAsia"/>
-                <w:kern w:val="0"/>
-                <w:sz w:val="18"/>
-                <w:szCs w:val="18"/>
-              </w:rPr>
-            </w:pPr>
-            <w:r>
-              <w:rPr>
-                <w:rFonts w:hint="eastAsia" w:asciiTheme="minorEastAsia" w:hAnsiTheme="minorEastAsia" w:eastAsiaTheme="minorEastAsia"/>
-                <w:kern w:val="0"/>
-                <w:sz w:val="18"/>
-                <w:szCs w:val="18"/>
-              </w:rPr>
-              <w:t>外币报关     {fx_check}</w:t>
+              <w:t>人民币报关   □</w:t>
+            </w:r>
+          </w:p>
+          <w:p>
+            <w:pPr>
+              <w:rPr>
+                <w:rFonts w:asciiTheme="minorEastAsia" w:hAnsiTheme="minorEastAsia" w:eastAsiaTheme="minorEastAsia"/>
+                <w:kern w:val="0"/>
+                <w:sz w:val="18"/>
+                <w:szCs w:val="18"/>
+              </w:rPr>
+            </w:pPr>
+            <w:r>
+              <w:rPr>
+                <w:rFonts w:hint="eastAsia" w:asciiTheme="minorEastAsia" w:hAnsiTheme="minorEastAsia" w:eastAsiaTheme="minorEastAsia"/>
+                <w:kern w:val="0"/>
+                <w:sz w:val="18"/>
+                <w:szCs w:val="18"/>
+              </w:rPr>
+              <w:t>外币报关     □</w:t>
             </w:r>
           </w:p>
         </w:tc>
@@ -893,14 +759,6 @@
         </w:tc>
       </w:tr>
       <w:tr>
-        <w:tblPrEx>
-          <w:tblCellMar>
-            <w:top w:w="0" w:type="dxa"/>
-            <w:left w:w="108" w:type="dxa"/>
-            <w:bottom w:w="0" w:type="dxa"/>
-            <w:right w:w="108" w:type="dxa"/>
-          </w:tblCellMar>
-        </w:tblPrEx>
         <w:trPr>
           <w:gridAfter w:val="1"/>
           <w:wAfter w:w="3969" w:type="dxa"/>
@@ -1025,14 +883,6 @@
         </w:tc>
       </w:tr>
       <w:tr>
-        <w:tblPrEx>
-          <w:tblCellMar>
-            <w:top w:w="0" w:type="dxa"/>
-            <w:left w:w="108" w:type="dxa"/>
-            <w:bottom w:w="0" w:type="dxa"/>
-            <w:right w:w="108" w:type="dxa"/>
-          </w:tblCellMar>
-        </w:tblPrEx>
         <w:trPr>
           <w:gridAfter w:val="1"/>
           <w:wAfter w:w="3969" w:type="dxa"/>
@@ -1107,14 +957,6 @@
         </w:tc>
       </w:tr>
       <w:tr>
-        <w:tblPrEx>
-          <w:tblCellMar>
-            <w:top w:w="0" w:type="dxa"/>
-            <w:left w:w="108" w:type="dxa"/>
-            <w:bottom w:w="0" w:type="dxa"/>
-            <w:right w:w="108" w:type="dxa"/>
-          </w:tblCellMar>
-        </w:tblPrEx>
         <w:trPr>
           <w:gridAfter w:val="1"/>
           <w:wAfter w:w="3969" w:type="dxa"/>
@@ -1207,14 +1049,6 @@
         </w:tc>
       </w:tr>
       <w:tr>
-        <w:tblPrEx>
-          <w:tblCellMar>
-            <w:top w:w="0" w:type="dxa"/>
-            <w:left w:w="108" w:type="dxa"/>
-            <w:bottom w:w="0" w:type="dxa"/>
-            <w:right w:w="108" w:type="dxa"/>
-          </w:tblCellMar>
-        </w:tblPrEx>
         <w:trPr>
           <w:gridAfter w:val="1"/>
           <w:wAfter w:w="3969" w:type="dxa"/>
@@ -1251,7 +1085,7 @@
                 <w:sz w:val="18"/>
                 <w:szCs w:val="18"/>
               </w:rPr>
-              <w:t xml:space="preserve">服务贸易： {service_trade_amount} 元</w:t>
+              <w:t>服务贸易：{service_trade_amount} 元</w:t>
             </w:r>
           </w:p>
         </w:tc>
@@ -1281,23 +1115,15 @@
               <w:rPr>
                 <w:rFonts w:hint="eastAsia" w:asciiTheme="minorEastAsia" w:hAnsiTheme="minorEastAsia" w:eastAsiaTheme="minorEastAsia"/>
                 <w:kern w:val="0"/>
-                <w:sz w:val="18"/>
-                <w:szCs w:val="18"/>
-              </w:rPr>
-              <w:t xml:space="preserve">国际收支编码： {service_trade_bop_code}   交易合同号： {service_trade_contract_no}</w:t>
+                <w:sz w:val="16"/>
+                <w:szCs w:val="16"/>
+              </w:rPr>
+              <w:t>国际收支编码：{service_trade_bop_code}  交易合同号：{service_trade_contract_no}</w:t>
             </w:r>
           </w:p>
         </w:tc>
       </w:tr>
       <w:tr>
-        <w:tblPrEx>
-          <w:tblCellMar>
-            <w:top w:w="0" w:type="dxa"/>
-            <w:left w:w="108" w:type="dxa"/>
-            <w:bottom w:w="0" w:type="dxa"/>
-            <w:right w:w="108" w:type="dxa"/>
-          </w:tblCellMar>
-        </w:tblPrEx>
         <w:trPr>
           <w:trHeight w:val="215" w:hRule="atLeast"/>
         </w:trPr>
@@ -1385,14 +1211,6 @@
         </w:tc>
       </w:tr>
       <w:tr>
-        <w:tblPrEx>
-          <w:tblCellMar>
-            <w:top w:w="0" w:type="dxa"/>
-            <w:left w:w="108" w:type="dxa"/>
-            <w:bottom w:w="0" w:type="dxa"/>
-            <w:right w:w="108" w:type="dxa"/>
-          </w:tblCellMar>
-        </w:tblPrEx>
         <w:trPr>
           <w:gridAfter w:val="1"/>
           <w:wAfter w:w="3969" w:type="dxa"/>
@@ -1467,14 +1285,6 @@
         </w:tc>
       </w:tr>
       <w:tr>
-        <w:tblPrEx>
-          <w:tblCellMar>
-            <w:top w:w="0" w:type="dxa"/>
-            <w:left w:w="108" w:type="dxa"/>
-            <w:bottom w:w="0" w:type="dxa"/>
-            <w:right w:w="108" w:type="dxa"/>
-          </w:tblCellMar>
-        </w:tblPrEx>
         <w:trPr>
           <w:gridAfter w:val="1"/>
           <w:wAfter w:w="3969" w:type="dxa"/>
@@ -1539,14 +1349,6 @@
         </w:tc>
       </w:tr>
       <w:tr>
-        <w:tblPrEx>
-          <w:tblCellMar>
-            <w:top w:w="0" w:type="dxa"/>
-            <w:left w:w="108" w:type="dxa"/>
-            <w:bottom w:w="0" w:type="dxa"/>
-            <w:right w:w="108" w:type="dxa"/>
-          </w:tblCellMar>
-        </w:tblPrEx>
         <w:trPr>
           <w:gridAfter w:val="1"/>
           <w:wAfter w:w="3969" w:type="dxa"/>
@@ -1620,14 +1422,6 @@
         </w:tc>
       </w:tr>
       <w:tr>
-        <w:tblPrEx>
-          <w:tblCellMar>
-            <w:top w:w="0" w:type="dxa"/>
-            <w:left w:w="108" w:type="dxa"/>
-            <w:bottom w:w="0" w:type="dxa"/>
-            <w:right w:w="108" w:type="dxa"/>
-          </w:tblCellMar>
-        </w:tblPrEx>
         <w:trPr>
           <w:gridAfter w:val="1"/>
           <w:wAfter w:w="3969" w:type="dxa"/>
@@ -1701,14 +1495,6 @@
         </w:tc>
       </w:tr>
       <w:tr>
-        <w:tblPrEx>
-          <w:tblCellMar>
-            <w:top w:w="0" w:type="dxa"/>
-            <w:left w:w="108" w:type="dxa"/>
-            <w:bottom w:w="0" w:type="dxa"/>
-            <w:right w:w="108" w:type="dxa"/>
-          </w:tblCellMar>
-        </w:tblPrEx>
         <w:trPr>
           <w:gridAfter w:val="1"/>
           <w:wAfter w:w="3969" w:type="dxa"/>
@@ -1782,14 +1568,6 @@
         </w:tc>
       </w:tr>
       <w:tr>
-        <w:tblPrEx>
-          <w:tblCellMar>
-            <w:top w:w="0" w:type="dxa"/>
-            <w:left w:w="108" w:type="dxa"/>
-            <w:bottom w:w="0" w:type="dxa"/>
-            <w:right w:w="108" w:type="dxa"/>
-          </w:tblCellMar>
-        </w:tblPrEx>
         <w:trPr>
           <w:gridAfter w:val="1"/>
           <w:wAfter w:w="3969" w:type="dxa"/>
@@ -1864,14 +1642,6 @@
         </w:tc>
       </w:tr>
       <w:tr>
-        <w:tblPrEx>
-          <w:tblCellMar>
-            <w:top w:w="0" w:type="dxa"/>
-            <w:left w:w="108" w:type="dxa"/>
-            <w:bottom w:w="0" w:type="dxa"/>
-            <w:right w:w="108" w:type="dxa"/>
-          </w:tblCellMar>
-        </w:tblPrEx>
         <w:trPr>
           <w:gridAfter w:val="1"/>
           <w:wAfter w:w="3969" w:type="dxa"/>
@@ -1945,14 +1715,6 @@
         </w:tc>
       </w:tr>
       <w:tr>
-        <w:tblPrEx>
-          <w:tblCellMar>
-            <w:top w:w="0" w:type="dxa"/>
-            <w:left w:w="108" w:type="dxa"/>
-            <w:bottom w:w="0" w:type="dxa"/>
-            <w:right w:w="108" w:type="dxa"/>
-          </w:tblCellMar>
-        </w:tblPrEx>
         <w:trPr>
           <w:gridAfter w:val="1"/>
           <w:wAfter w:w="3969" w:type="dxa"/>
@@ -1974,24 +1736,6 @@
             <w:pPr>
               <w:widowControl/>
               <w:rPr>
-                <w:rFonts w:hint="eastAsia" w:asciiTheme="minorEastAsia" w:hAnsiTheme="minorEastAsia" w:eastAsiaTheme="minorEastAsia"/>
-                <w:sz w:val="18"/>
-                <w:szCs w:val="18"/>
-              </w:rPr>
-            </w:pPr>
-            <w:r>
-              <w:rPr>
-                <w:rFonts w:hint="eastAsia" w:asciiTheme="minorEastAsia" w:hAnsiTheme="minorEastAsia" w:eastAsiaTheme="minorEastAsia"/>
-                <w:sz w:val="18"/>
-                <w:szCs w:val="18"/>
-              </w:rPr>
-              <w:t>收款性质说明:</w:t>
-            </w:r>
-          </w:p>
-          <w:p>
-            <w:pPr>
-              <w:widowControl/>
-              <w:rPr>
                 <w:rFonts w:hint="default" w:asciiTheme="minorEastAsia" w:hAnsiTheme="minorEastAsia" w:eastAsiaTheme="minorEastAsia"/>
                 <w:sz w:val="18"/>
                 <w:szCs w:val="18"/>
@@ -2003,10 +1747,11 @@
                 <w:rFonts w:hint="eastAsia" w:asciiTheme="minorEastAsia" w:hAnsiTheme="minorEastAsia" w:eastAsiaTheme="minorEastAsia"/>
                 <w:sz w:val="18"/>
                 <w:szCs w:val="18"/>
-                <w:lang w:val="en-US" w:eastAsia="zh-CN"/>
-              </w:rPr>
-              <w:t>{receipt_nature}</w:t>
-            </w:r>
+              </w:rPr>
+              <w:t>收款性质说明: {receipt_nature}</w:t>
+            </w:r>
+            <w:bookmarkStart w:id="0" w:name="_GoBack"/>
+            <w:bookmarkEnd w:id="0"/>
           </w:p>
         </w:tc>
         <w:tc>
@@ -2070,14 +1815,6 @@
         </w:tc>
       </w:tr>
       <w:tr>
-        <w:tblPrEx>
-          <w:tblCellMar>
-            <w:top w:w="0" w:type="dxa"/>
-            <w:left w:w="108" w:type="dxa"/>
-            <w:bottom w:w="0" w:type="dxa"/>
-            <w:right w:w="108" w:type="dxa"/>
-          </w:tblCellMar>
-        </w:tblPrEx>
         <w:trPr>
           <w:gridAfter w:val="1"/>
           <w:wAfter w:w="3969" w:type="dxa"/>
@@ -2176,14 +1913,6 @@
         </w:tc>
       </w:tr>
       <w:tr>
-        <w:tblPrEx>
-          <w:tblCellMar>
-            <w:top w:w="0" w:type="dxa"/>
-            <w:left w:w="108" w:type="dxa"/>
-            <w:bottom w:w="0" w:type="dxa"/>
-            <w:right w:w="108" w:type="dxa"/>
-          </w:tblCellMar>
-        </w:tblPrEx>
         <w:trPr>
           <w:gridAfter w:val="1"/>
           <w:wAfter w:w="3969" w:type="dxa"/>
@@ -2283,14 +2012,6 @@
         </w:tc>
       </w:tr>
       <w:tr>
-        <w:tblPrEx>
-          <w:tblCellMar>
-            <w:top w:w="0" w:type="dxa"/>
-            <w:left w:w="108" w:type="dxa"/>
-            <w:bottom w:w="0" w:type="dxa"/>
-            <w:right w:w="108" w:type="dxa"/>
-          </w:tblCellMar>
-        </w:tblPrEx>
         <w:trPr>
           <w:gridAfter w:val="1"/>
           <w:wAfter w:w="3969" w:type="dxa"/>
@@ -2380,14 +2101,6 @@
         </w:tc>
       </w:tr>
       <w:tr>
-        <w:tblPrEx>
-          <w:tblCellMar>
-            <w:top w:w="0" w:type="dxa"/>
-            <w:left w:w="108" w:type="dxa"/>
-            <w:bottom w:w="0" w:type="dxa"/>
-            <w:right w:w="108" w:type="dxa"/>
-          </w:tblCellMar>
-        </w:tblPrEx>
         <w:trPr>
           <w:gridAfter w:val="1"/>
           <w:wAfter w:w="3969" w:type="dxa"/>
@@ -2421,20 +2134,12 @@
                 <w:sz w:val="18"/>
                 <w:szCs w:val="18"/>
               </w:rPr>
-              <w:t>备注：</w:t>
+              <w:t>备注：{remark}</w:t>
             </w:r>
           </w:p>
         </w:tc>
       </w:tr>
       <w:tr>
-        <w:tblPrEx>
-          <w:tblCellMar>
-            <w:top w:w="0" w:type="dxa"/>
-            <w:left w:w="108" w:type="dxa"/>
-            <w:bottom w:w="0" w:type="dxa"/>
-            <w:right w:w="108" w:type="dxa"/>
-          </w:tblCellMar>
-        </w:tblPrEx>
         <w:trPr>
           <w:gridAfter w:val="1"/>
           <w:wAfter w:w="3969" w:type="dxa"/>
@@ -2498,14 +2203,14 @@
           <w:sz w:val="24"/>
           <w:lang w:val="en-US" w:eastAsia="zh-CN"/>
         </w:rPr>
-        <w:t xml:space="preserve">        </w:t>
+        <w:t xml:space="preserve">   </w:t>
       </w:r>
       <w:r>
         <w:rPr>
           <w:rFonts w:hint="eastAsia"/>
           <w:sz w:val="24"/>
         </w:rPr>
-        <w:t>填报人：</w:t>
+        <w:t>填报人：{filler_name}</w:t>
       </w:r>
       <w:r>
         <w:rPr>
@@ -2513,21 +2218,14 @@
           <w:sz w:val="24"/>
           <w:lang w:val="en-US" w:eastAsia="zh-CN"/>
         </w:rPr>
-        <w:t xml:space="preserve">{filler_name}</w:t>
+        <w:t xml:space="preserve">   </w:t>
       </w:r>
       <w:r>
         <w:rPr>
           <w:rFonts w:hint="eastAsia"/>
           <w:sz w:val="24"/>
         </w:rPr>
-        <w:t>联系电话：</w:t>
-      </w:r>
-      <w:r>
-        <w:rPr>
-          <w:rFonts w:hint="eastAsia"/>
-          <w:sz w:val="24"/>
-        </w:rPr>
-        <w:t>{filler_tel}</w:t>
+        <w:t>联系电话：{filler_tel}</w:t>
       </w:r>
     </w:p>
     <w:p>
@@ -2571,16 +2269,7 @@
           <w:rFonts w:ascii="仿宋_GB2312" w:hAnsi="宋体" w:eastAsia="仿宋_GB2312"/>
           <w:kern w:val="0"/>
         </w:rPr>
-        <w:t>10”的贸易</w:t>
-      </w:r>
-      <w:bookmarkStart w:id="0" w:name="_GoBack"/>
-      <w:bookmarkEnd w:id="0"/>
-      <w:r>
-        <w:rPr>
-          <w:rFonts w:ascii="仿宋_GB2312" w:hAnsi="宋体" w:eastAsia="仿宋_GB2312"/>
-          <w:kern w:val="0"/>
-        </w:rPr>
-        <w:t>类型。</w:t>
+        <w:t>10”的贸易类型。</w:t>
       </w:r>
     </w:p>
     <w:p>
@@ -2661,8 +2350,10 @@
         <w:adjustRightInd w:val="0"/>
         <w:snapToGrid w:val="0"/>
         <w:rPr>
-          <w:rFonts w:ascii="仿宋_GB2312" w:hAnsi="宋体" w:eastAsia="仿宋_GB2312"/>
-          <w:kern w:val="0"/>
+          <w:rFonts w:ascii="黑体" w:eastAsia="黑体"/>
+          <w:b/>
+          <w:sz w:val="36"/>
+          <w:szCs w:val="36"/>
         </w:rPr>
       </w:pPr>
       <w:r>
@@ -2673,19 +2364,9 @@
         <w:t>无货物报关：包括海关特殊监管区域及保税监管场所进出境物流货物、离岸转手买卖，以及其他未达到海关规定申报金额的邮寄进口或从境外付款但境内交货等方式。</w:t>
       </w:r>
     </w:p>
-    <w:p>
-      <w:pPr>
-        <w:rPr>
-          <w:rFonts w:ascii="黑体" w:eastAsia="黑体"/>
-          <w:b/>
-          <w:sz w:val="36"/>
-          <w:szCs w:val="36"/>
-        </w:rPr>
-      </w:pPr>
-    </w:p>
     <w:sectPr>
       <w:pgSz w:w="11906" w:h="16838"/>
-      <w:pgMar w:top="1134" w:right="1797" w:bottom="1134" w:left="1797" w:header="851" w:footer="992" w:gutter="0"/>
+      <w:pgMar w:top="400" w:right="1797" w:bottom="400" w:left="1797" w:header="851" w:footer="992" w:gutter="0"/>
       <w:cols w:space="425" w:num="1"/>
       <w:docGrid w:type="lines" w:linePitch="312" w:charSpace="0"/>
     </w:sectPr>
@@ -3336,8 +3017,8 @@
 </a:theme>
 </file>
 
-<file path=customXml/item1.xml><b:Sources xmlns:b="http://schemas.openxmlformats.org/officeDocument/2006/bibliography" SelectedStyle="\APASixthEditionOfficeOnline.xsl" StyleName="APA" Version="6" xmlns:b="http://schemas.openxmlformats.org/officeDocument/2006/bibliography"/>
-
+<file path=customXml/item1.xml><?xml version="1.0" encoding="utf-8"?>
+<b:Sources xmlns:b="http://schemas.openxmlformats.org/officeDocument/2006/bibliography" Version="6" SelectedStyle="\APASixthEditionOfficeOnline.xsl" StyleName="APA"/>
 </file>
 
 <file path=customXml/itemProps1.xml><?xml version="1.0" encoding="utf-8"?>

--- a/public/templates/receipt-master.docx
+++ b/public/templates/receipt-master.docx
@@ -4,6 +4,7 @@
   <w:body>
     <w:p>
       <w:pPr>
+        <w:spacing w:before="0" w:beforeLines="0" w:after="0" w:afterLines="0" w:line="240" w:lineRule="auto"/>
         <w:ind w:firstLine="360" w:firstLineChars="100"/>
         <w:jc w:val="both"/>
         <w:rPr>
@@ -24,6 +25,7 @@
     </w:p>
     <w:p>
       <w:pPr>
+        <w:spacing w:before="0" w:beforeLines="0" w:after="0" w:afterLines="0" w:line="240" w:lineRule="auto"/>
         <w:jc w:val="center"/>
       </w:pPr>
       <w:r>
@@ -2366,7 +2368,7 @@
     </w:p>
     <w:sectPr>
       <w:pgSz w:w="11906" w:h="16838"/>
-      <w:pgMar w:top="400" w:right="1797" w:bottom="400" w:left="1797" w:header="851" w:footer="992" w:gutter="0"/>
+      <w:pgMar w:top="160" w:right="1797" w:bottom="160" w:left="1797" w:header="851" w:footer="992" w:gutter="0"/>
       <w:cols w:space="425" w:num="1"/>
       <w:docGrid w:type="lines" w:linePitch="312" w:charSpace="0"/>
     </w:sectPr>
